--- a/kakenhi-c/研究計画調書_基盤C_R9_5頁版.docx
+++ b/kakenhi-c/研究計画調書_基盤C_R9_5頁版.docx
@@ -458,7 +458,7 @@
           <w:rFonts w:ascii="Times New Roman" w:eastAsia="ＭＳ 明朝" w:cs="Times New Roman"/>
           <w:sz w:val="22"/>
         </w:rPr>
-        <w:t xml:space="preserve">衣服を自分で選ぶ力がどう育つのかは十分に検討されていない。日本では学生も診断やアプリ、生成AIを「似合う」の手がかりとする一方、「自分はどうしたいか」を言語化できない場合がある。本研究は、助言を自らの目的とTPOに照らして吟味し採否を説明できる力を装い選択自律性（CCA）と定義し、その形成過程と装いから生じる心理的安定感（FPS）への効果を解明する。五つの主要コレクション開催都市の質的比較、東アジア3カ国の量的比較、生成AIを含む教育介入により検証し、被服心理学の焦点を着用効果から選択主体の形成へ広げる。人・診断・AIによる介助を統合するモデルと尺度を提示し、主体的に服を選ぶ力を育てる教育・支援法として還元する。</w:t>
+        <w:t xml:space="preserve">衣服を自分で選ぶ力がどう育つのかは十分に検討されていない。被服心理学は着ることの効果を示してきたが、誰の基準で選んだのかは問われていない。日本では学生も診断やアプリ、生成AIを「似合う」の手がかりとする一方、「自分はどうしたいか」を言語化できない場合がある。本研究は、助言の根拠を自らの目的とTPOに照らして吟味し、採否を説明できる力を装い選択自律性（CCA）と定義し、その形成過程と装いから生じる心理的安定感（FPS）への効果を解明する。人、診断、アプリ、AIという異なる装い介助が、どのような条件で本人の判断力を育て、どのような条件で判断の外部委託を招くのかを問う。1年目に五つの主要コレクション開催都市の質的比較、2年目に東アジア3カ国の量的比較、3年目にAIを含む教育介入を行う。第1回質的・予備調査は学内競争資金2件で実施済みである。被服心理学の焦点を着用効果から選択主体の形成へ広げ、介助を統合するモデルと尺度を提示し、主体的に服を選ぶ力を育てる教育・支援法として還元する。</w:t>
       </w:r>
     </w:p>
     <w:p>
@@ -632,7 +632,7 @@
           <w:rFonts w:ascii="Times New Roman" w:eastAsia="ＭＳ 明朝"/>
           <w:sz w:val="22"/>
         </w:rPr>
-        <w:t xml:space="preserve">■学術的独自性と創造性　第一に、被服心理学の分析単位を「着用した衣服の効果」から「衣服を選ぶ判断主体」へ移し、自己表現、印象形成、購買行動として別々に扱われてきた現象を、判断基準の形成と統合という一つの過程として説明する。第二に、日本で強い規範性をもつ「似合う」を、色・体型との適合だけでなく自己基準・他者基準・状況基準の配置として操作的に定義する。第三に、自律性を「他者を気にしないこと」と同一視せず、他者評価やTPOを自分の価値として吟味し選択理由を説明できる状態として測定する。装いの社会化・介助経験→判断基準の配置→助言の統合／追従→CCA→選択への確信・FPSという理論モデルを提示し、研究者には新概念と尺度を、教育者には選択理由を言語化する学習目標を、実務家には代わりに決める支援と判断力を育てる支援を区別する根拠を提供する。</w:t>
+        <w:t xml:space="preserve">■学術的独自性と創造性　第一に、被服心理学の分析単位を「着用した衣服の効果」から「衣服を選ぶ判断主体」へ移し、自己表現、印象形成、購買行動として別々に扱われてきた現象を、判断基準の形成と統合という一つの過程として説明する。第二に、日本で強い規範性をもつ「似合う」を、色・体型との適合だけでなく自己基準・他者基準・状況基準の配置として操作的に定義する。第三に、自律性を「他者を気にしないこと」と同一視せず、他者評価やTPOを自分の価値として吟味し選択理由を説明できる状態として測定する。装いの社会化・介助経験→判断基準の配置→助言の統合／追従→CCA→選択への確信・FPSという理論モデルを提示し、教育者には選択理由を言語化する学習目標を、実務家には代わりに決める支援と判断力を育てる支援を区別する根拠を提供する。</w:t>
       </w:r>
     </w:p>
     <w:p>
@@ -1044,7 +1044,7 @@
           <w:rFonts w:ascii="Times New Roman" w:eastAsia="ＭＳ 明朝"/>
           <w:sz w:val="22"/>
         </w:rPr>
-        <w:t xml:space="preserve">令和8年度に学内競争資金2件（大学院研究推進費・科研費申請支援助成金）を獲得し、国内、台湾、韓国、パリ、ニューヨークで第1回質的・予備調査と現地観察を実施した。逐語録、観察記録、実務家ネットワークを確保している。ソウル調査は日本感性工学会（2026年9月）で発表済みで、FPS尺度は127名・125名の予備調査で信頼性を確認した。本構想は令和7年度科研費基盤CでA評価を得ている。台湾は嶺東科技大学の協力を得られ、韓国は清州大学教授と交渉中で、整わない場合も調査会社パネルで代替可能である。国内は東京家政大学と椙山女学園大学で調査・授業協力を得られ、分析環境も整備済みである。</w:t>
+        <w:t xml:space="preserve">令和8年度に学内競争資金2件（大学院研究推進費・科研費申請支援助成金）を獲得し、国内、台湾、韓国、パリ、ニューヨークで第1回質的・予備調査と現地観察を実施した。逐語録、観察記録、実務家ネットワークを確保している。ソウル調査は日本感性工学会（2026年9月）で発表済みで、FPS尺度は127名・125名の予備調査で信頼性を確認した。本構想は令和7年度科研費基盤CでA評価を得ている。台湾は嶺東科技大学の協力を得られ、韓国は清州大学教授と交渉中で、整わない場合も調査会社パネルで代替できる。国内は東京家政大学と椙山女学園大学で調査・授業協力を得られ、分析環境も整備済みである。</w:t>
       </w:r>
     </w:p>
     <w:p>
@@ -1315,7 +1315,7 @@
           <w:rFonts w:ascii="Times New Roman" w:eastAsia="ＭＳ 明朝"/>
           <w:sz w:val="22"/>
         </w:rPr>
-        <w:t xml:space="preserve">令和8年度には大学院研究推進費と科研費申請支援助成金の2件の学内競争資金を獲得し、前者で国内、台湾、韓国、パリ、ニューヨークの第1回質的・予備調査と現地観察を、後者で尺度・研究設計の精緻化を進めた。予備調査では、衣服選択を説明する語彙、TPOの捉え方、専門家・診断・アプリへの信頼の置き方を探索し、比較すべき対象を服装の表面的な差ではなく「助言をどのように自己基準へ統合するか」という過程に定めた。申請者は①半構造化面接と現地観察、②尺度項目の作成と信頼性・妥当性の検証、③多変量解析による類型化、④授業と連動した縦断データの取得という本研究の各段階に対応する方法を実施済みであり、1年目の欧米4都市調査を確立済みの手続で実施できる。</w:t>
+        <w:t xml:space="preserve">令和8年度には大学院研究推進費と科研費申請支援助成金の2件の学内競争資金を獲得し、前者で国内、台湾、韓国、パリ、ニューヨークの第1回質的・予備調査と現地観察を、後者で尺度・研究設計の精緻化を進めた。予備調査では、衣服選択を説明する語彙、TPOの捉え方、専門家・診断・アプリへの信頼の置き方を探索し、比較対象を服装の表面的な差ではなく「助言をどのように自己基準へ統合するか」という過程に定めた。申請者は①半構造化面接と現地観察、②尺度項目の作成と信頼性・妥当性の検証、③多変量解析による類型化、④授業と連動した縦断データの取得という本研究の各段階に対応する方法を実施済みである。</w:t>
       </w:r>
     </w:p>
     <w:p>

--- a/kakenhi-c/研究計画調書_基盤C_R9_5頁版.docx
+++ b/kakenhi-c/研究計画調書_基盤C_R9_5頁版.docx
@@ -530,7 +530,7 @@
           <w:rFonts w:ascii="Times New Roman" w:eastAsia="ＭＳ 明朝" w:cs="Times New Roman" w:hint="eastAsia"/>
           <w:sz w:val="22"/>
         </w:rPr>
-        <w:t xml:space="preserve">■研究の背景　被服心理学は着装が自己認知や行動に影響することを示してきたが（Adam &amp; Galinsky, 2012；小林ほか, 2017）、その衣服を誰の基準で選んだのかは十分に問われていない。装い介助は対面相談に加え、パーソナルカラー・骨格診断、コーディネート型アプリ、生成AIへ拡張し、米国のStitch Fixのようにアルゴリズムとスタイリストを組み合わせた実用例も現れた。助言主体が多層化する一方、その心理的帰結を比較した研究は乏しい。</w:t>
+        <w:t xml:space="preserve">■研究の背景　被服心理学は着装が自己認知や行動に影響することを示してきたが（Adam &amp; Galinsky, 2012；小林ほか, 2017）、その衣服を誰の基準で選んだのかは十分に問われていない。装い介助は専門家との対面相談に加え、パーソナルカラー・骨格診断、コーディネート型アプリ、購買履歴に基づく個人化推薦、生成AIへと急速に拡張した。日本では診断サービスが有料の消費行動として定着し、SNSがその結果を共有する場となっている。米国のStitch Fixは推薦アルゴリズムと人間のスタイリストを組み合わせた実用例である。助言の主体が多層化する一方、それぞれが着用者の心理に及ぼす帰結を同じ枠組みで比較した研究は乏しい。</w:t>
       </w:r>
     </w:p>
     <w:p>
@@ -559,7 +559,7 @@
           <w:rFonts w:ascii="Times New Roman" w:eastAsia="ＭＳ 明朝" w:cs="Times New Roman" w:hint="eastAsia"/>
           <w:sz w:val="22"/>
         </w:rPr>
-        <w:t xml:space="preserve">■予備調査が示した問題　第1回質的・予備調査は日本、台湾、韓国（ソウル）、パリ、ニューヨークで実施した。ニューヨークでは自己表現とTPOが両立し、パリの協力者は自分のワードローブと好みを具体的に説明できる者が多い一方、日本では診断やアプリを手がかりとしつつ「どうしたいか」を言葉にできない事例が目立った。外部助言が判断力を育てる場合と外部委託を強める場合を分ける条件の解明が必要である。ソウル調査は日本感性工学会で発表済みで、指標作成の土台となる。</w:t>
+        <w:t xml:space="preserve">■予備調査が示した問題　第1回質的・予備調査は日本、台湾、韓国（ソウル）、パリ、ニューヨークで実施した。ニューヨークでは自己表現とTPOが両立し、パリの協力者は自分のワードローブと好みを具体的に説明できる者が多かった。パリ在住の化粧筆ブランド運営者への聞き取りと市中観察では、好きな服と似合う服が一致しており、診断サービスに頼らず自分で選ぶ姿勢が確認された。装いは過度に華美ではなく、一点の工夫を効かせる様式が広くみられた。これに対し日本では、診断やアプリを手がかりとしつつ「どうしたいか」を言葉にできない事例が目立った。外部助言が判断力を育てる場合と外部委託を強める場合を分ける条件の解明が必要である。ソウル調査は日本感性工学会で発表済みで、指標作成の土台となる。</w:t>
       </w:r>
     </w:p>
     <w:p>
@@ -632,7 +632,7 @@
           <w:rFonts w:ascii="Times New Roman" w:eastAsia="ＭＳ 明朝"/>
           <w:sz w:val="22"/>
         </w:rPr>
-        <w:t xml:space="preserve">■学術的独自性と創造性　第一に、被服心理学の分析単位を「着用した衣服の効果」から「衣服を選ぶ判断主体」へ移し、自己表現、印象形成、購買行動として別々に扱われてきた現象を、判断基準の形成と統合という一つの過程として説明する。第二に、日本で強い規範性をもつ「似合う」を、色・体型との適合だけでなく自己基準・他者基準・状況基準の配置として操作的に定義する。第三に、自律性を「他者を気にしないこと」と同一視せず、他者評価やTPOを自分の価値として吟味し選択理由を説明できる状態として測定する。装いの社会化・介助経験→判断基準の配置→助言の統合／追従→CCA→選択への確信・FPSという理論モデルを提示し、教育者には選択理由を言語化する学習目標を、実務家には代わりに決める支援と判断力を育てる支援を区別する根拠を提供する。</w:t>
+        <w:t xml:space="preserve">■学術的独自性と創造性　第一に、被服心理学の分析単位を「着用した衣服の効果」から「衣服を選ぶ判断主体」へ移し、自己表現、印象形成、購買行動として別々に扱われてきた現象を、判断基準の形成と統合という一つの過程として説明する。第二に、日本で強い規範性をもつ「似合う」を、色・体型との適合だけでなく自己基準・他者基準・状況基準の配置として操作的に定義する。第三に、自律性を「他者を気にしないこと」と同一視せず、他者評価やTPOを自分の価値として吟味し選択理由を説明できる状態として測定する。この視点は、自律と他者配慮が対立しない相互協調的文化における自己決定研究にも新しい実証領域を与える。装いの社会化・介助経験→判断基準の配置→助言の統合／追従→CCA→選択への確信・FPSという理論モデルを提示し、研究者には新概念と測定尺度を、教育者には助言の根拠を検討し選択理由を言語化する学習目標を、実務家には代わりに決める支援と判断力を育てる支援を区別する根拠を提供する。</w:t>
       </w:r>
     </w:p>
     <w:p>
@@ -666,7 +666,7 @@
           <w:rFonts w:ascii="Times New Roman" w:eastAsia="ＭＳ 明朝"/>
           <w:sz w:val="22"/>
         </w:rPr>
-        <w:t xml:space="preserve">着衣認知研究は衣服の象徴的意味と着用経験の効果を示したが（Adam &amp; Galinsky, 2012）、選択に至る社会化過程は射程外である。被服心理学は自己表現・印象形成・着装規範を、文化心理学は自己と他者の関係を、自己決定理論は外的規範の統合過程を論じてきた（Markus &amp; Kitayama, 1991；Ryan &amp; Deci, 2000）。情報学では服装推薦の精度が研究されるが、推薦後に利用者が自分で選べるようになるかは評価されていない。人・診断・アプリ・AIという異なる介助者が自己決定に及ぼす効果を同じ枠組みで比較した研究は見当たらない。本研究は被服心理学に文化心理学と自己決定理論を接続してCCAを媒介概念として提示し、文化を国別の固定属性とせず、家庭での衣服選択の経験、学校の服装規範、SNS・診断サービスの利用など具体的な社会化経験に分解する。</w:t>
+        <w:t xml:space="preserve">着衣認知研究は衣服の象徴的意味と着用経験の効果を示したが（Adam &amp; Galinsky, 2012）、選択に至る社会化過程は射程外である。被服心理学は自己表現・印象形成・着装規範を、文化心理学は自己と他者の関係を、自己決定理論は外的規範を自分の価値として統合する過程を論じてきた（Markus &amp; Kitayama, 1991；Ryan &amp; Deci, 2000）。情報学では服装推薦の精度が研究され（清水ほか, 2023）、助言の受容については、人はアルゴリズムの助言を誤りの後に強く忌避する一方、課題によっては人間の助言より重視することが知られる（Dietvorst et al., 2015；Logg et al., 2019）。しかし推薦を受けた後に利用者が自分で選べるようになるかは評価されていない。人・診断・アプリ・AIという異なる介助者が自己決定に及ぼす効果を同じ枠組みで比較した研究は見当たらない。本研究は被服心理学に文化心理学と自己決定理論を接続してCCAを媒介概念として提示し、文化を国別の固定属性とせず、家庭で服を選ばせてもらった経験、学校の服装規範、SNS・診断サービスの利用、TPOを学ぶ機会など具体的な社会化経験に分解する。</w:t>
       </w:r>
     </w:p>
     <w:p>
@@ -698,7 +698,7 @@
           <w:rFonts w:ascii="Times New Roman" w:eastAsia="ＭＳ 明朝"/>
           <w:sz w:val="22"/>
         </w:rPr>
-        <w:t xml:space="preserve">本研究は「欧米4都市の質的調査と東アジアの協力体制整備→日本・台湾・韓国の量的比較→AIを含む教育介入」の3段階で進める（図1）。質的比較は五つの主要コレクション開催都市（東京、パリ、ミラノ、ロンドン、ニューヨーク）を理論的に抽出する。流行を発信する一方で、服を選ぶ価値、専門職、デジタルサービスの構成が異なり、装い介助と自律性の関係を比較するのに適しているためである。</w:t>
+        <w:t xml:space="preserve">本研究は「欧米4都市の質的調査と東アジアの協力体制整備→日本・台湾・韓国の量的比較→AIを含む教育介入」の3段階で進める（図1）。質的比較の対象は、五つの主要コレクション開催都市（東京、パリ、ミラノ、ロンドン、ニューヨーク）を理論的に抽出した。これらは流行を発信する点で共通する一方、服を選ぶ際に重視される価値、装いを助ける専門職の在り方、デジタルサービスの普及度が異なり、装い介助と自律性の関係を比較する場として適している。分析の枠組みは図2の理論モデルに基づく。</w:t>
       </w:r>
     </w:p>
     <w:p>
@@ -881,7 +881,7 @@
           <w:bCs/>
           <w:sz w:val="22"/>
         </w:rPr>
-        <w:t xml:space="preserve">3カ国の大学生各300名（計900名）に質問紙調査を行う。この規模は測定不変性の確認と多群構造方程式モデリングに必要な標本数である。国内は東京家政大学に加え内藤が椙山女学園大学で実施し教育環境の偏りを抑える。台湾は嶺東科技大学の陳高生氏の協力を得る。韓国は清州大学の教授と交渉中であり、整わない場合は現地調査会社のパネル調査で代替する。診断・アプリ・生成AI・スタイリストの利用経験、信頼、助言の採否を測定し、測定不変性の確認後に多群SEMでCCAとの関係を検証する。欧米は質的比較に位置づけ、量的比較への拡張は次期研究で行う。IFHE、日本家政学会、日本感性工学会で発表する。</w:t>
+        <w:t xml:space="preserve">3カ国の大学生各300名（計900名）に質問紙調査を行う。この規模は測定不変性の確認と多群構造方程式モデリングに必要な標本数である。国内は東京家政大学に加え内藤が椙山女学園大学で実施し教育環境の偏りを抑える。台湾は嶺東科技大学の陳高生氏の協力を得る。韓国は清州大学の教授と交渉中であり、整わない場合は現地調査会社のパネル調査で代替する。診断・アプリ・生成AI・スタイリストの利用経験、信頼、助言の採否を測定し、確認的因子分析で尺度の構造を確認したうえで、配置・測定単位・切片の各水準で測定不変性を検討し、多群SEMによりCCAとの関係を検証する。欧米は質的比較に位置づけ、量的比較への拡張は次期研究で行う。IFHE、日本家政学会、日本感性工学会で発表する。</w:t>
       </w:r>
     </w:p>
     <w:p>
@@ -977,7 +977,7 @@
           <w:rFonts w:ascii="Times New Roman" w:eastAsia="ＭＳ 明朝"/>
           <w:sz w:val="22"/>
         </w:rPr>
-        <w:t xml:space="preserve">東京家政大学の授業で90分×2回の教育プログラムを実施する。①自己基準の言語化とTPO判断の後に同条件を生成AIへ入力し採用・修正・不採用とその理由を記録する群、②AI提案のみを用いる群、③一般的な衣服知識を学ぶ統制群の3群（各60名・計180名）をクラス単位で無作為に割り付ける。事前・事後・1か月後にCCA、FPS、評価懸念、選択への確信、AI依存傾向を測定し、群×時点の混合効果モデルにより、AIが選択を代行したのか自己理解の足場として働いたのかを検証する（図3）。尺度、AI活用教材、実施手引きを公開する。</w:t>
+        <w:t xml:space="preserve">東京家政大学の授業で90分×2回の教育プログラムを実施する。①自己基準の言語化とTPO判断を行った後に同じ条件を生成AIへ入力し、採用・修正・不採用とその理由を記録する群、②AI提案のみを用いる群、③一般的な衣服知識を学ぶ統制群の3群（各60名・計180名）をクラス単位で無作為に割り付ける。事前・事後・1か月後にCCA、FPS、評価懸念、選択への確信、AI依存傾向を測定し、群×時点の混合効果モデルにより、AIが選択を代行したのか自己理解の足場として働いたのかを検証する（図3）。効果の生じる条件を明らかにしたうえで、尺度、AI活用教材、実施手引きを公開し、他大学でも追試できる形にする。</w:t>
       </w:r>
     </w:p>
     <w:p>
@@ -1004,7 +1004,7 @@
           <w:bCs/>
           <w:sz w:val="22"/>
         </w:rPr>
-        <w:t xml:space="preserve">松岡は統括、質的分析、尺度項目作成、教材設計、国際連携を担う。石井（東京家政大学）は実験計画、心理尺度、混合効果モデルと媒介分析を、内藤（椙山女学園大学）は着装規範と教育経験の項目設計、各国調査の運用、測定不変性の検証と椙山女学園大学での調査実施を担う。国内2大学で調査を行い単一大学の教育環境に依存しないデータを確保する。</w:t>
+        <w:t xml:space="preserve">松岡は統括、質的分析、尺度項目作成、教材設計、国際連携を担う。石井（東京家政大学）は実験計画、心理尺度、混合効果モデルと媒介分析を、内藤（椙山女学園大学）は着装規範と教育経験の項目設計、各国調査の運用、測定不変性の検証と椙山女学園大学での調査実施を担う。国内2大学で調査を行い単一大学の教育環境に依存しないデータを確保する。海外協力者は翻訳の等価性確認、対象者の募集、文化的解釈の妥当性確認に協力する。</w:t>
       </w:r>
     </w:p>
     <w:p>
@@ -1044,7 +1044,7 @@
           <w:rFonts w:ascii="Times New Roman" w:eastAsia="ＭＳ 明朝"/>
           <w:sz w:val="22"/>
         </w:rPr>
-        <w:t xml:space="preserve">令和8年度に学内競争資金2件（大学院研究推進費・科研費申請支援助成金）を獲得し、国内、台湾、韓国、パリ、ニューヨークで第1回質的・予備調査と現地観察を実施した。逐語録、観察記録、実務家ネットワークを確保している。ソウル調査は日本感性工学会（2026年9月）で発表済みで、FPS尺度は127名・125名の予備調査で信頼性を確認した。本構想は令和7年度科研費基盤CでA評価を得ている。台湾は嶺東科技大学の協力を得られ、韓国は清州大学教授と交渉中で、整わない場合も調査会社パネルで代替できる。国内は東京家政大学と椙山女学園大学で調査・授業協力を得られ、分析環境も整備済みである。</w:t>
+        <w:t xml:space="preserve">令和8年度に学内競争資金2件（大学院研究推進費・科研費申請支援助成金）を獲得し、国内、台湾、韓国、パリ、ニューヨークで第1回質的・予備調査と現地観察を実施した。逐語録、観察記録、実務家ネットワークを確保している。ソウル調査は日本感性工学会（2026年9月）で発表済みで、FPS尺度は127名・125名の予備調査で信頼性を確認した。本構想は令和7年度科研費基盤CでA評価を得ている。台湾は嶺東科技大学の協力を得られ、韓国は清州大学教授と交渉中で、整わない場合も調査会社パネルで代替できる。国内は東京家政大学と椙山女学園大学で調査・授業協力を得られ、分析環境も整備済みである。生成AIの授業利用については、AI技術の実務家から利用手続と安全性の確保について助言を得ている。</w:t>
       </w:r>
     </w:p>
     <w:p>
@@ -1080,7 +1080,7 @@
           <w:rFonts w:ascii="Times New Roman" w:eastAsia="ＭＳ 明朝"/>
           <w:sz w:val="22"/>
         </w:rPr>
-        <w:t xml:space="preserve">本研究の国際性は、日本の「似合う」文化を特殊例として紹介することではなく、装いにおける判断主体という共通の分析軸を日本から提示する点にある。欧米4都市を共通設計で比較し、自己表現、専門家の助言、TPO、多文化環境が判断主体にどう関わるかを明らかにする。東アジア3カ国の量的比較では装い教育、外見規範、社会化経験の差を検証する。欧米は質的比較、東アジアは共通尺度による量的比較と役割を分け、国際性と実行可能性を両立する。</w:t>
+        <w:t xml:space="preserve">本研究の国際性は、日本の「似合う」文化を特殊例として紹介することではなく、装いにおける判断主体という共通の分析軸を日本から提示する点にある。欧米4都市を共通設計で比較し、自己表現、専門家の助言、TPO、多文化環境が判断主体にどう関わるかを明らかにする。東アジア3カ国の量的比較では装い教育、外見規範、社会化経験の差を検証する。欧米は質的比較、東アジアは共通尺度による量的比較と役割を分け、国際性と実行可能性を両立する。得られる尺度と質的コードブックは、次期研究で欧米へ量的比較を拡張するための基盤となる。</w:t>
       </w:r>
     </w:p>
     <w:p>
@@ -1096,6 +1096,7 @@
     </w:p>
     <w:p>
       <w:pPr>
+        <w:pageBreakBefore/>
         <w:spacing w:line="240" w:lineRule="atLeast"/>
         <w:rPr>
           <w:rFonts w:hAnsi="ＭＳ ゴシック"/>
@@ -1306,7 +1307,7 @@
           <w:rFonts w:ascii="Times New Roman" w:eastAsia="ＭＳ 明朝"/>
           <w:sz w:val="22"/>
         </w:rPr>
-        <w:t xml:space="preserve">申請者は30年余、装いと心理、身体装飾意識、ファッション感性価値、ワードローブ、衣服選択行動を研究してきた。本研究の直接的基盤は、パーソナルスタイリストと服飾学生のワードローブから衣服選択行動およびファッションイメージ・色彩傾向を析出した一連の研究[1][3][5]、着装環境の異なる帰国生徒校と一般校を比較した研究[7]、多変量解析でライフスタイルと感性価値行動を類型化した研究[6]、Instagramを用いた女性起業家の研究[2]である。所持衣服を示しながら「なぜ選ぶか」を尋ねる手法は、本人の判断基準を行動に即して把握でき、本研究の質的コーディング、尺度構成、受容類型の分析、教材設計に直結する。</w:t>
+        <w:t xml:space="preserve">申請者は30年余、装いと心理、身体装飾意識、ファッション感性価値、ワードローブ、衣服選択行動を研究してきた。本研究の直接的基盤は、パーソナルスタイリストと服飾学生のワードローブから衣服選択行動およびファッションイメージ・色彩傾向を析出した一連の研究[1][3][5]、着装環境の異なる帰国生徒校と一般校を比較した研究[7]、多変量解析でライフスタイルと感性価値行動を類型化した研究[6]、Instagramを用いた女性起業家の研究[2]である。所持衣服を示しながら「なぜ選ぶか」を尋ねる手法は本人の判断基準を行動に即して把握でき、本研究の質的コーディング、尺度構成、教材設計に直結する。</w:t>
       </w:r>
     </w:p>
     <w:p>
@@ -1315,7 +1316,7 @@
           <w:rFonts w:ascii="Times New Roman" w:eastAsia="ＭＳ 明朝"/>
           <w:sz w:val="22"/>
         </w:rPr>
-        <w:t xml:space="preserve">令和8年度には大学院研究推進費と科研費申請支援助成金の2件の学内競争資金を獲得し、前者で国内、台湾、韓国、パリ、ニューヨークの第1回質的・予備調査と現地観察を、後者で尺度・研究設計の精緻化を進めた。予備調査では、衣服選択を説明する語彙、TPOの捉え方、専門家・診断・アプリへの信頼の置き方を探索し、比較対象を服装の表面的な差ではなく「助言をどのように自己基準へ統合するか」という過程に定めた。申請者は①半構造化面接と現地観察、②尺度項目の作成と信頼性・妥当性の検証、③多変量解析による類型化、④授業と連動した縦断データの取得という本研究の各段階に対応する方法を実施済みである。</w:t>
+        <w:t xml:space="preserve">令和8年度には大学院研究推進費と科研費申請支援助成金の2件の学内競争資金を獲得し、前者で国内、台湾、韓国、パリ、ニューヨークの第1回質的・予備調査と現地観察を、後者で尺度・研究設計の精緻化を進めた。予備調査では、衣服選択を説明する語彙、TPOの捉え方、専門家・診断・アプリへの信頼の置き方を探索し、比較対象を服装の表面的な差ではなく「助言をどのように自己基準へ統合するか」という過程に定めた。申請者は半構造化面接と現地観察、尺度項目の作成と信頼性・妥当性の検証、多変量解析による類型化、授業と連動した縦断データの取得を実施済みである。</w:t>
       </w:r>
     </w:p>
     <w:p>
@@ -1365,7 +1366,7 @@
           <w:rFonts w:ascii="Times New Roman" w:eastAsia="ＭＳ 明朝"/>
           <w:sz w:val="22"/>
         </w:rPr>
-        <w:t xml:space="preserve">内藤は被服心理学の体系化[13]に携わり、中学生・高校生・大学生の着装規範意識と着装教育経験を実証的に測定し[11]、大規模調査の運用経験[12]も有する。本研究では装いの社会化経験とTPO学習の項目設計、多言語調査の運用、測定不変性の検証を担当し、椙山女学園大学で大学生調査を実施して国内標本の教育環境・専攻による偏りを点検する。介入研究では比較群の確保にも協力する。</w:t>
+        <w:t xml:space="preserve">内藤は被服心理学の体系化[13]に携わり、中学生・高校生・大学生の着装規範意識と着装教育経験を実証的に測定し[11]、大規模調査の運用経験[12]も有する。本研究では装いの社会化経験とTPO学習の項目設計、多言語調査の運用、測定不変性の検証を担当し、椙山女学園大学で大学生調査を実施して国内標本の教育環境・専攻による偏りを点検する。</w:t>
       </w:r>
     </w:p>
     <w:p>
@@ -1382,7 +1383,7 @@
           <w:rFonts w:ascii="Times New Roman" w:eastAsia="ＭＳ 明朝"/>
           <w:sz w:val="22"/>
         </w:rPr>
-        <w:t xml:space="preserve">令和8年度の第1回質的・予備調査を通じて、パリ、ニューヨーク、台湾、韓国の教育機関・実務家との接点を構築した。欧米質的調査では現地協力者が参加者紹介、通訳、文化的解釈の確認に協力する。台湾は嶺東科技大学の陳高生氏が翻訳確認と調査実施に協力し、韓国は清州大学教授と交渉中で、令和9年度に台湾・韓国で第2回確認調査と研究協力打合せを行う。オーストラリア（Curtin University）での教育交流、ノルウェーでの現地調査、ARAHE等での継続的発表[4]による国際ネットワークを、翻訳版尺度とAI活用教材の共同吟味に用いる。</w:t>
+        <w:t xml:space="preserve">令和8年度の第1回質的・予備調査を通じて、パリ、ニューヨーク、台湾、韓国の教育機関・実務家との接点を構築した。欧米質的調査では現地協力者が参加者紹介、通訳、文化的解釈の確認に協力する。台湾は嶺東科技大学の陳高生氏が翻訳確認と調査実施に協力し、韓国は清州大学教授と交渉中で、令和9年度に台湾・韓国で第2回確認調査と研究協力打合せを行う。オーストラリアでの教育交流、ノルウェーでの現地調査、ARAHE等での継続的発表[4]による国際ネットワークを、翻訳版尺度とAI活用教材の共同吟味に用いる。</w:t>
       </w:r>
     </w:p>
     <w:p>
@@ -1408,18 +1409,8 @@
           <w:rFonts w:ascii="Times New Roman" w:eastAsia="ＭＳ 明朝"/>
           <w:sz w:val="22"/>
         </w:rPr>
-        <w:t xml:space="preserve">東京家政大学は被服学と社会心理学を学内に併置し、授業を用いた教育介入、比較群の確保、オンライン調査を実施できる。SPSS、KH Coder等の分析環境と国内外の文献資源も利用できる。代表者と石井は同一キャンパスに所属し、内藤とは日本家政学会被服心理学部会を通じて協働できる。国内2大学で調査を行うため単一大学に依存しないデータを確保でき、東アジアはオンライン調査基盤により渡航を要さず実施できる。</w:t>
-      </w:r>
-    </w:p>
-    <w:p>
-      <w:pPr>
-        <w:spacing w:line="220" w:lineRule="atLeast"/>
-        <w:jc w:val="both"/>
-        <w:rPr>
-          <w:rFonts w:ascii="Times New Roman" w:eastAsia="ＭＳ 明朝" w:cs="Times New Roman"/>
-          <w:sz w:val="22"/>
-        </w:rPr>
-      </w:pPr>
+        <w:t xml:space="preserve">東京家政大学は被服学と社会心理学を学内に併置し、授業を用いた教育介入、比較群の確保、オンライン調査を実施できる。SPSS、KH Coder等の分析環境と国内外の文献資源も利用できる。代表者と石井は同一キャンパスに所属し、内藤とは日本家政学会被服心理学部会を通じて協働できる。東アジアはオンライン調査基盤により渡航を要さず実施できる。</w:t>
+      </w:r>
     </w:p>
     <w:p>
       <w:pPr>
@@ -2915,57 +2906,7 @@
     </w:tbl>
     <w:p>
       <w:pPr>
-        <w:spacing w:line="220" w:lineRule="atLeast"/>
-        <w:jc w:val="both"/>
-        <w:rPr>
-          <w:rFonts w:ascii="Times New Roman" w:eastAsia="ＭＳ 明朝" w:cs="Times New Roman"/>
-          <w:sz w:val="22"/>
-        </w:rPr>
-      </w:pPr>
-      <w:r>
-        <w:rPr>
-          <w:rFonts w:ascii="ＭＳ 明朝" w:hAnsi="ＭＳ 明朝" w:eastAsia="ＭＳ 明朝"/>
-          <w:sz w:val="17"/>
-        </w:rPr>
-        <w:t xml:space="preserve">[1] 松岡依里子(2022)衣服選択行動に関する一考察―パーソナルスタイリストのワードローブ調査―, FAB, 3, 2-22.　[2] 松岡依里子(2025)Instagramを活用したファッション起業に関する一考察, ファッションビジネス学会論文誌, 30, 70-79.　[3] 松岡依里子・倉内尚士(2023)ワードローブからみるファッションイメージとカラー傾向, FAB, 4, 88-104.　[4] Matsuoka, E. (2023) Fashionable students' wardrobe research in Japan. ARAHE 2023, Malaysia.　[5] 松岡依里子・倉内尚士(2025)2つのファッションイメージ感性軸に関する一考察, FAB, 6, 86-104.</w:t>
-      </w:r>
-    </w:p>
-    <w:p>
-      <w:pPr>
-        <w:spacing w:line="220" w:lineRule="atLeast"/>
-        <w:jc w:val="both"/>
-        <w:rPr>
-          <w:rFonts w:ascii="Times New Roman" w:eastAsia="ＭＳ 明朝" w:cs="Times New Roman"/>
-          <w:sz w:val="22"/>
-        </w:rPr>
-      </w:pPr>
-      <w:r>
-        <w:rPr>
-          <w:rFonts w:ascii="ＭＳ 明朝" w:hAnsi="ＭＳ 明朝" w:eastAsia="ＭＳ 明朝"/>
-          <w:sz w:val="17"/>
-        </w:rPr>
-        <w:t xml:space="preserve">[6] 松岡依里子・山本ひとみ(2020)ライフスタイルの類型化にみるファッション感性価値行動, 日本感性工学会論文誌, 19(3), 281-289.　[7] 松岡依里子(2011)ヘアカラー、ピアスにみる身体装飾意識の構造, 日本家政学会誌, 62, 101-108.　[8] Ishii, K., Numazaki, M., &amp; Tado'oka, Y. (2019) Japanese Psychological Research, 61, 123-132.　[9] 石井国雄・田戸岡好香(2021)集団状況におけるピンクの着衣が自己認知に及ぼす影響, 清泉女学院大学研究紀要, 18, 29-39.</w:t>
-      </w:r>
-    </w:p>
-    <w:p>
-      <w:pPr>
-        <w:spacing w:line="220" w:lineRule="atLeast"/>
-        <w:jc w:val="both"/>
-        <w:rPr>
-          <w:rFonts w:ascii="Times New Roman" w:eastAsia="ＭＳ 明朝" w:cs="Times New Roman"/>
-          <w:sz w:val="22"/>
-        </w:rPr>
-      </w:pPr>
-      <w:r>
-        <w:rPr>
-          <w:rFonts w:ascii="ＭＳ 明朝" w:hAnsi="ＭＳ 明朝" w:eastAsia="ＭＳ 明朝"/>
-          <w:sz w:val="17"/>
-        </w:rPr>
-        <w:t xml:space="preserve">[10] 石井国雄・田戸岡好香(2025)ピンクと青とジェンダー, 青弓社.　[11] 内藤章江(2014)中学生・高校生・大学生の着装規範意識と着装に関する教育経験, 繊維製品消費科学, 55, 920-932.　[12] 鷹野景子・内藤章江・石田恵理(2022)生涯学習とリーダーシップに関する調査結果とその活用, お茶の水女子大学.　[13] 小林茂雄・藤田雅夫・内田直子・孫珠煕・内藤章江(2017)装いの心理と行動―被服心理学へのいざない, アイ・ケイコーポレーション.</w:t>
-      </w:r>
-    </w:p>
-    <w:p>
-      <w:pPr>
+        <w:pageBreakBefore/>
         <w:spacing w:line="240" w:lineRule="atLeast"/>
         <w:rPr>
           <w:rFonts w:hAnsi="ＭＳ ゴシック"/>
@@ -3365,50 +3306,57 @@
           <w:rFonts w:ascii="Times New Roman" w:eastAsia="ＭＳ 明朝"/>
           <w:sz w:val="22"/>
         </w:rPr>
-        <w:t xml:space="preserve">2) </w:t>
-      </w:r>
+        <w:t xml:space="preserve">2) インフォームド・コンセント：研究目的、参加の任意性、途中撤回の自由、録音・逐語化・引用の方法、データの利用範囲、保管期間、成果の公表方法を各言語の文書で説明し、同意者のみを対象とする。オンライン調査は同意を選択した者のみが回答に進む設計とする。</w:t>
+      </w:r>
+    </w:p>
+    <w:p>
       <w:r>
         <w:rPr>
           <w:rFonts w:ascii="Times New Roman" w:eastAsia="ＭＳ 明朝"/>
           <w:sz w:val="22"/>
         </w:rPr>
-        <w:t>インフォームド・コンセント：研究目的、参加の任意性、途中撤回の自由、録音・逐語化・引用の方法、データの利用範囲、保管期間、研究成果の公表方法を各言語の文書で説明し、同意者のみを対象とする。オンライン調査は説明文書を提示し、同意を選択した者のみが回答に進む設計とする。</w:t>
-      </w:r>
-    </w:p>
-    <w:p>
+        <w:t xml:space="preserve">3) </w:t>
+      </w:r>
       <w:r>
         <w:rPr>
           <w:rFonts w:ascii="Times New Roman" w:eastAsia="ＭＳ 明朝"/>
           <w:sz w:val="22"/>
         </w:rPr>
-        <w:t xml:space="preserve">3) </w:t>
+        <w:t>国際調査：フランスとイタリアでは</w:t>
       </w:r>
       <w:r>
         <w:rPr>
           <w:rFonts w:ascii="Times New Roman" w:eastAsia="ＭＳ 明朝"/>
           <w:sz w:val="22"/>
         </w:rPr>
-        <w:t>国際調査：フランスとイタリアでは</w:t>
+        <w:t>EU</w:t>
       </w:r>
       <w:r>
         <w:rPr>
           <w:rFonts w:ascii="Times New Roman" w:eastAsia="ＭＳ 明朝"/>
           <w:sz w:val="22"/>
         </w:rPr>
-        <w:t>EU</w:t>
+        <w:t>一般データ保護規則（</w:t>
       </w:r>
       <w:r>
         <w:rPr>
           <w:rFonts w:ascii="Times New Roman" w:eastAsia="ＭＳ 明朝"/>
           <w:sz w:val="22"/>
         </w:rPr>
-        <w:t>一般データ保護規則（</w:t>
+        <w:t>GDPR</w:t>
       </w:r>
       <w:r>
         <w:rPr>
           <w:rFonts w:ascii="Times New Roman" w:eastAsia="ＭＳ 明朝"/>
           <w:sz w:val="22"/>
         </w:rPr>
+        <w:t>）、英国では英国</w:t>
+      </w:r>
+      <w:r>
+        <w:rPr>
+          <w:rFonts w:ascii="Times New Roman" w:eastAsia="ＭＳ 明朝"/>
+          <w:sz w:val="22"/>
+        </w:rPr>
         <w:t>GDPR</w:t>
       </w:r>
       <w:r>
@@ -3416,87 +3364,66 @@
           <w:rFonts w:ascii="Times New Roman" w:eastAsia="ＭＳ 明朝"/>
           <w:sz w:val="22"/>
         </w:rPr>
-        <w:t>）、英国では英国</w:t>
+        <w:t>、米国では現地協力機関の倫理規程および適用法令に従う。台湾・韓国の調査は各協力大学の研究倫理・個人情報保護手続に従う。調査票と説明文書は翻訳・逆翻訳および認知面接により意味の等価性を確認する。データの保管地、越境移転、利用目的、共同研究者のアクセス範囲を事前に明示する。少数の質的事例や</w:t>
       </w:r>
       <w:r>
         <w:rPr>
           <w:rFonts w:ascii="Times New Roman" w:eastAsia="ＭＳ 明朝"/>
           <w:sz w:val="22"/>
         </w:rPr>
-        <w:t>GDPR</w:t>
+        <w:t>3</w:t>
       </w:r>
       <w:r>
         <w:rPr>
           <w:rFonts w:ascii="Times New Roman" w:eastAsia="ＭＳ 明朝"/>
           <w:sz w:val="22"/>
         </w:rPr>
-        <w:t>、米国では現地協力機関の倫理規程および適用法令に従う。台湾・韓国の調査は各協力大学の研究倫理・個人情報保護手続に従う。調査票と説明文書は翻訳・逆翻訳および認知面接により意味の等価性を確認する。データの保管地、越境移転、利用目的、共同研究者のアクセス範囲を事前に明示する。少数の質的事例や</w:t>
-      </w:r>
+        <w:t>カ国の量的差を国民一般の性質として扱わない。</w:t>
+      </w:r>
+    </w:p>
+    <w:p>
       <w:r>
         <w:rPr>
           <w:rFonts w:ascii="Times New Roman" w:eastAsia="ＭＳ 明朝"/>
           <w:sz w:val="22"/>
         </w:rPr>
-        <w:t>3</w:t>
+        <w:t xml:space="preserve">4) </w:t>
       </w:r>
       <w:r>
         <w:rPr>
           <w:rFonts w:ascii="Times New Roman" w:eastAsia="ＭＳ 明朝"/>
           <w:sz w:val="22"/>
         </w:rPr>
-        <w:t>カ国の量的差を国民一般の性質として扱わない。</w:t>
-      </w:r>
-    </w:p>
-    <w:p>
+        <w:t>教育介入：介入群と比較群の双方に研究終了後、教材の内容と研究目的を説明する。生成</w:t>
+      </w:r>
       <w:r>
         <w:rPr>
           <w:rFonts w:ascii="Times New Roman" w:eastAsia="ＭＳ 明朝"/>
           <w:sz w:val="22"/>
         </w:rPr>
-        <w:t xml:space="preserve">4) </w:t>
+        <w:t>AI</w:t>
       </w:r>
       <w:r>
         <w:rPr>
           <w:rFonts w:ascii="Times New Roman" w:eastAsia="ＭＳ 明朝"/>
           <w:sz w:val="22"/>
         </w:rPr>
-        <w:t>教育介入：介入群と比較群の双方に研究終了後、教材の内容と研究目的を説明する。生成</w:t>
-      </w:r>
+        <w:t>には、研究用に統制した衣服選択条件のみを入力し、氏名、顔画像、身体計測値、健康情報等の個人情報を入力・収集しない。服装や身体に関する回答は心理的負担を生じうるため、回答したくない項目を飛ばせるようにする。外見を評価する表現を避け、特定の体型、性別表現、文化的装いを標準として提示しない。</w:t>
+      </w:r>
+    </w:p>
+    <w:p>
+      <w:pPr>
+        <w:rPr>
+          <w:rFonts w:ascii="ＭＳ 明朝" w:eastAsia="ＭＳ 明朝" w:hAnsi="ＭＳ 明朝"/>
+          <w:sz w:val="22"/>
+        </w:rPr>
+      </w:pPr>
       <w:r>
         <w:rPr>
           <w:rFonts w:ascii="Times New Roman" w:eastAsia="ＭＳ 明朝"/>
           <w:sz w:val="22"/>
         </w:rPr>
-        <w:t>AI</w:t>
-      </w:r>
-      <w:r>
-        <w:rPr>
-          <w:rFonts w:ascii="Times New Roman" w:eastAsia="ＭＳ 明朝"/>
-          <w:sz w:val="22"/>
-        </w:rPr>
-        <w:t>には、研究用に統制した衣服選択条件のみを入力し、氏名、顔画像、身体計測値、健康情報等の個人情報を入力・収集しない。服装や身体に関する回答は心理的負担を生じうるため、回答したくない項目を飛ばせるようにする。外見を評価する表現を避け、特定の体型、性別表現、文化的装いを標準として提示しない。</w:t>
-      </w:r>
-    </w:p>
-    <w:p>
-      <w:pPr>
-        <w:rPr>
-          <w:rFonts w:ascii="ＭＳ 明朝" w:eastAsia="ＭＳ 明朝" w:hAnsi="ＭＳ 明朝"/>
-          <w:sz w:val="22"/>
-        </w:rPr>
-      </w:pPr>
-      <w:r>
-        <w:rPr>
-          <w:rFonts w:ascii="Times New Roman" w:eastAsia="ＭＳ 明朝"/>
-          <w:sz w:val="22"/>
-        </w:rPr>
-        <w:t xml:space="preserve">5) </w:t>
-      </w:r>
-      <w:r>
-        <w:rPr>
-          <w:rFonts w:ascii="Times New Roman" w:eastAsia="ＭＳ 明朝"/>
-          <w:sz w:val="22"/>
-        </w:rPr>
-        <w:t>保管・廃棄・公開：録音、逐語録、回答データ、対応表を分離し、アクセス権を研究担当者に限定する。所属機関の規程に定める期間保管した後、復元できない方法で廃棄する。公開するデータは匿名化した集計値を原則とし、少数事例、自由記述、逐語録は再同定可能性を審査して公開範囲を制限する。本研究に関して申告すべき企業との利益相反はない。</w:t>
+        <w:t xml:space="preserve">5) 保管・廃棄・公開：録音、逐語録、回答データ、対応表を分離し、アクセス権を研究担当者に限定する。所属機関の規程に定める期間保管した後、復元できない方法で廃棄する。公開データは匿名化した集計値を原則とし、少数事例や自由記述は再同定可能性を審査して公開範囲を制限する。本研究に関して申告すべき利益相反はない。</w:t>
       </w:r>
     </w:p>
     <w:p>
@@ -3522,6 +3449,7 @@
     </w:p>
     <w:p>
       <w:pPr>
+        <w:pageBreakBefore/>
         <w:spacing w:line="240" w:lineRule="atLeast"/>
         <w:rPr>
           <w:rFonts w:hAnsi="ＭＳ ゴシック" w:cs="Times New Roman"/>

--- a/kakenhi-c/研究計画調書_基盤C_R9_5頁版.docx
+++ b/kakenhi-c/研究計画調書_基盤C_R9_5頁版.docx
@@ -458,7 +458,7 @@
           <w:rFonts w:ascii="Times New Roman" w:eastAsia="ＭＳ 明朝" w:cs="Times New Roman"/>
           <w:sz w:val="22"/>
         </w:rPr>
-        <w:t xml:space="preserve">衣服を自分で選ぶ力がどう育つのかは十分に検討されていない。被服心理学は着ることの効果を示してきたが、誰の基準で選んだのかは問われていない。日本では学生も診断やアプリ、生成AIを「似合う」の手がかりとする一方、「自分はどうしたいか」を言語化できない場合がある。本研究は、助言の根拠を自らの目的とTPOに照らして吟味し、採否を説明できる力を装い選択自律性（CCA）と定義し、その形成過程と装いから生じる心理的安定感（FPS）への効果を解明する。人、診断、アプリ、AIという異なる装い介助が、どのような条件で本人の判断力を育て、どのような条件で判断の外部委託を招くのかを問う。1年目に五つの主要コレクション開催都市の質的比較、2年目に東アジア3カ国の量的比較、3年目にAIを含む教育介入を行う。第1回質的・予備調査は学内競争資金2件で実施済みである。被服心理学の焦点を着用効果から選択主体の形成へ広げ、介助を統合するモデルと尺度を提示し、主体的に服を選ぶ力を育てる教育・支援法として還元する。</w:t>
+        <w:t xml:space="preserve">衣服を自分で選ぶ力がどう育つのかは十分に検討されていない。被服心理学は着ることの効果を示してきたが、誰の基準で選んだのかは問われていない。日本では学生も診断やアプリ、生成AIを「似合う」の手がかりとする一方、「自分はどうしたいか」を言語化できない場合がある。本研究は、助言の根拠を自らの目的とTPOに照らして吟味し、採否を説明できる力を装い選択自律性（CCA）と定義し、その形成過程と装いから生じる心理的安定感（FPS）への効果を解明する。人、診断、アプリ、AIという異なる装い介助が、どのような条件で本人の判断力を育て、どのような条件で判断の外部委託を招くのかを問う。1年目に五つの主要コレクション開催都市の質的比較、2年目に東アジア3カ国の女子大学生の量的比較、3年目にAIを含む教育介入を行う。第1回調査は学内競争資金2件で実施済みである。被服心理学の焦点を着用効果から選択主体の形成へ広げ、介助を統合するモデルと尺度を提示し、主体的に服を選ぶ力を育てる教育・支援法として還元する。</w:t>
       </w:r>
     </w:p>
     <w:p>
@@ -559,7 +559,7 @@
           <w:rFonts w:ascii="Times New Roman" w:eastAsia="ＭＳ 明朝" w:cs="Times New Roman" w:hint="eastAsia"/>
           <w:sz w:val="22"/>
         </w:rPr>
-        <w:t xml:space="preserve">■予備調査が示した問題　第1回質的・予備調査は日本、台湾、韓国（ソウル）、パリ、ニューヨークで実施した。ニューヨークでは自己表現とTPOが両立し、パリの協力者は自分のワードローブと好みを具体的に説明できる者が多かった。パリ在住の化粧筆ブランド運営者への聞き取りと市中観察では、好きな服と似合う服が一致しており、診断サービスに頼らず自分で選ぶ姿勢が確認された。装いは過度に華美ではなく、一点の工夫を効かせる様式が広くみられた。これに対し日本では、診断やアプリを手がかりとしつつ「どうしたいか」を言葉にできない事例が目立った。外部助言が判断力を育てる場合と外部委託を強める場合を分ける条件の解明が必要である。ソウル調査は日本感性工学会で発表済みで、指標作成の土台となる。</w:t>
+        <w:t xml:space="preserve">■予備調査が示した問題　第1回質的・予備調査は日本、台湾、韓国（ソウル）、パリ、ニューヨークで実施した。ニューヨークでは自己表現とTPOが両立し、パリの協力者は自分のワードローブと好みを具体的に説明できる者が多かった。パリ在住の化粧筆ブランド運営者への聞き取りと市中観察では、好きな服と似合う服が一致し、診断サービスに頼らず自分で選ぶ姿勢が確認された。これに対し日本では、診断やアプリを手がかりとしつつ「どうしたいか」を言葉にできない事例が目立った。外部助言が判断力を育てる場合と外部委託を強める場合を分ける条件の解明が必要である。ソウル調査は日本感性工学会で発表済みで、指標作成の土台となる。</w:t>
       </w:r>
     </w:p>
     <w:p>
@@ -617,7 +617,7 @@
           <w:rFonts w:ascii="Times New Roman" w:eastAsia="ＭＳ 明朝"/>
           <w:sz w:val="22"/>
         </w:rPr>
-        <w:t xml:space="preserve">■研究の目的　装い選択における判断主体の形成過程を文化・教育・装い介助の三面から解明し、AIを本人の判断力へ結びつける教育方法を実証する。①東京、パリ、ミラノ、ロンドン、ニューヨークを比較対象とし欧米4都市で質的調査を行う。②日本・台湾・韓国の大学生各300名（計900名）を対象に社会化経験とCCAの関係を検証する。③自己基準の言語化、TPO判断、AI助言の吟味を組み合わせた教育介入（3群・各60名）でCCAとFPSへの効果を検証する。</w:t>
+        <w:t xml:space="preserve">■研究の目的　装い選択における判断主体の形成過程を文化・教育・装い介助の三面から解明し、AIを本人の判断力へ結びつける教育方法を実証する。①東京、パリ、ミラノ、ロンドン、ニューヨークを比較対象とし欧米4都市で質的調査を行う。②日本・台湾・韓国の女子大学生各300名（計900名）を対象に社会化経験とCCAの関係を検証する。③自己基準の言語化、TPO判断、AI助言の吟味を組み合わせた教育介入（3群・各60名）でCCAとFPSへの効果を検証する。対象を若年女性とするのは、パーソナルカラー・骨格診断、パーソナルスタイリング、コーディネートアプリなど装い介助の利用が女性に集中し、本研究が扱う現象が最も明確に現れるためである。3カ国の主分析を女子学生に揃えることで、国の違いと性別構成の違いの交絡を避け、測定不変性の検証を成立させる。あわせて共学である台湾・韓国では男子学生にも同一の調査を実施し、男性の外見関心の高まりを踏まえた男性への拡張を図る次期研究の予備データとする。</w:t>
       </w:r>
     </w:p>
     <w:p>
@@ -632,7 +632,7 @@
           <w:rFonts w:ascii="Times New Roman" w:eastAsia="ＭＳ 明朝"/>
           <w:sz w:val="22"/>
         </w:rPr>
-        <w:t xml:space="preserve">■学術的独自性と創造性　第一に、被服心理学の分析単位を「着用した衣服の効果」から「衣服を選ぶ判断主体」へ移し、自己表現、印象形成、購買行動として別々に扱われてきた現象を、判断基準の形成と統合という一つの過程として説明する。第二に、日本で強い規範性をもつ「似合う」を、色・体型との適合だけでなく自己基準・他者基準・状況基準の配置として操作的に定義する。第三に、自律性を「他者を気にしないこと」と同一視せず、他者評価やTPOを自分の価値として吟味し選択理由を説明できる状態として測定する。この視点は、自律と他者配慮が対立しない相互協調的文化における自己決定研究にも新しい実証領域を与える。装いの社会化・介助経験→判断基準の配置→助言の統合／追従→CCA→選択への確信・FPSという理論モデルを提示し、研究者には新概念と測定尺度を、教育者には助言の根拠を検討し選択理由を言語化する学習目標を、実務家には代わりに決める支援と判断力を育てる支援を区別する根拠を提供する。</w:t>
+        <w:t xml:space="preserve">■学術的独自性と創造性　第一に、被服心理学の分析単位を「着用した衣服の効果」から「衣服を選ぶ判断主体」へ移し、自己表現、印象形成、購買行動として別々に扱われてきた現象を、判断基準の形成と統合という一つの過程として説明する。第二に、日本で強い規範性をもつ「似合う」を、色・体型との適合だけでなく自己基準・他者基準・状況基準の配置として操作的に定義する。第三に、自律性を「他者を気にしないこと」と同一視せず、他者評価やTPOを自分の価値として吟味し選択理由を説明できる状態として測定する。この視点は相互協調的文化における自己決定研究にも新しい実証領域を与える。装いの社会化・介助経験→判断基準の配置→助言の統合／追従→CCA→選択への確信・FPSという理論モデルを提示し、研究者には新概念と測定尺度を、教育者には選択理由を言語化する学習目標を、実務家には代わりに決める支援と判断力を育てる支援を区別する根拠を提供する。</w:t>
       </w:r>
     </w:p>
     <w:p>
@@ -666,7 +666,7 @@
           <w:rFonts w:ascii="Times New Roman" w:eastAsia="ＭＳ 明朝"/>
           <w:sz w:val="22"/>
         </w:rPr>
-        <w:t xml:space="preserve">着衣認知研究は衣服の象徴的意味と着用経験の効果を示したが（Adam &amp; Galinsky, 2012）、選択に至る社会化過程は射程外である。被服心理学は自己表現・印象形成・着装規範を、文化心理学は自己と他者の関係を、自己決定理論は外的規範を自分の価値として統合する過程を論じてきた（Markus &amp; Kitayama, 1991；Ryan &amp; Deci, 2000）。情報学では服装推薦の精度が研究され（清水ほか, 2023）、助言の受容については、人はアルゴリズムの助言を誤りの後に強く忌避する一方、課題によっては人間の助言より重視することが知られる（Dietvorst et al., 2015；Logg et al., 2019）。しかし推薦を受けた後に利用者が自分で選べるようになるかは評価されていない。人・診断・アプリ・AIという異なる介助者が自己決定に及ぼす効果を同じ枠組みで比較した研究は見当たらない。本研究は被服心理学に文化心理学と自己決定理論を接続してCCAを媒介概念として提示し、文化を国別の固定属性とせず、家庭で服を選ばせてもらった経験、学校の服装規範、SNS・診断サービスの利用、TPOを学ぶ機会など具体的な社会化経験に分解する。</w:t>
+        <w:t xml:space="preserve">着衣認知研究は衣服の象徴的意味と着用経験の効果を示したが（Adam &amp; Galinsky, 2012）、選択に至る社会化過程は射程外である。被服心理学は自己表現・印象形成・着装規範を、文化心理学は自己と他者の関係を、自己決定理論は外的規範を自分の価値として統合する過程を論じてきた（Markus &amp; Kitayama, 1991；Ryan &amp; Deci, 2000）。情報学では服装推薦の精度が研究され（清水ほか, 2023）、助言の受容についても、人がアルゴリズムの助言を誤りの後に強く忌避することが知られる（Dietvorst et al., 2015；Logg et al., 2019）。しかし推薦を受けた後に利用者が自分で選べるようになるかは評価されていない。人・診断・アプリ・AIという異なる介助者が自己決定に及ぼす効果を同じ枠組みで比較した研究は見当たらない。本研究は被服心理学に文化心理学と自己決定理論を接続してCCAを媒介概念として提示し、文化を国別の固定属性とせず、家庭で服を選ばせてもらった経験、学校の服装規範、SNS・診断サービスの利用、TPOを学ぶ機会など具体的な社会化経験に分解する。</w:t>
       </w:r>
     </w:p>
     <w:p>
@@ -856,7 +856,7 @@
           <w:bCs/>
           <w:sz w:val="22"/>
         </w:rPr>
-        <w:t xml:space="preserve">パリ、ミラノ、ロンドン、ニューヨークで大学生・教育関係者・パーソナルスタイリスト等に半構造化面接と現地観察を行う。パリではデジタルな装い介助、ニューヨークではStitch Fix型の人間・AI協働、ミラノではモード産業を背景とする美的規範、ロンドンでは多文化環境に着目する。渡航は成田→パリ→ミラノ→ロンドン→ニューヨーク→成田の1回の周回とし、授業期間を避け現地大学が新学期を迎える令和9年9月に実施する。東京を含む5都市のデータをテーマ分析し、介助の受容を自律的統合・追従・回避に類型化する。台湾・韓国とはオンライン会議で第2回の確認と打合せを行う。尺度項目はソウル調査の知見を土台に作成し、認知面接（20名程度）で妥当性を検証する。</w:t>
+        <w:t xml:space="preserve">パリ、ミラノ、ロンドン、ニューヨークで女子大学生に半構造化面接と現地観察を行い、教育関係者・パーソナルスタイリスト等には性別を問わず情報提供者として聞き取る。パリではデジタルな装い介助、ニューヨークではStitch Fix型の人間・AI協働、ミラノではモード産業を背景とする美的規範、ロンドンでは多文化環境に着目する。渡航は成田→パリ→ミラノ→ロンドン→ニューヨーク→成田の1回の周回とし、授業期間を避け現地大学が新学期を迎える令和9年9月に実施する。東京を含む5都市のデータをテーマ分析し、介助の受容を自律的統合・追従・回避に類型化する。台湾・韓国とはオンライン会議で第2回の確認と打合せを行う。尺度項目はソウル調査の知見を土台に作成し、認知面接（20名程度）で妥当性を検証する。</w:t>
       </w:r>
     </w:p>
     <w:p>
@@ -881,7 +881,7 @@
           <w:bCs/>
           <w:sz w:val="22"/>
         </w:rPr>
-        <w:t xml:space="preserve">3カ国の大学生各300名（計900名）に質問紙調査を行う。この規模は測定不変性の確認と多群構造方程式モデリングに必要な標本数である。国内は東京家政大学に加え内藤が椙山女学園大学で実施し教育環境の偏りを抑える。台湾は嶺東科技大学の陳高生氏の協力を得る。韓国は清州大学の教授と交渉中であり、整わない場合は現地調査会社のパネル調査で代替する。診断・アプリ・生成AI・スタイリストの利用経験、信頼、助言の採否を測定し、確認的因子分析で尺度の構造を確認したうえで、配置・測定単位・切片の各水準で測定不変性を検討し、多群SEMによりCCAとの関係を検証する。欧米は質的比較に位置づけ、量的比較への拡張は次期研究で行う。IFHE、日本家政学会、日本感性工学会で発表する。</w:t>
+        <w:t xml:space="preserve">3カ国の女子大学生各300名（計900名）に質問紙調査を行う。この規模は測定不変性の確認と多群構造方程式モデリングに必要な標本数である。国内は東京家政大学に加え内藤が椙山女学園大学で実施し教育環境の偏りを抑える。台湾は嶺東科技大学の陳高生氏の協力を得る。韓国は清州大学の教授と交渉中であり、整わない場合は現地調査会社のパネル調査で代替する。台湾・韓国は共学であるため男女に実施し、3カ国比較の主分析には女子学生を抽出して条件を揃え、男子学生のデータは次期研究の予備データとして蓄積する。診断・アプリ・生成AI・スタイリストの利用経験、信頼、助言の採否を測定し、確認的因子分析で尺度の構造を確認したうえで、配置・測定単位・切片の各水準で測定不変性を検討し、多群SEMによりCCAとの関係を検証する。IFHE、日本家政学会、日本感性工学会で発表する。</w:t>
       </w:r>
     </w:p>
     <w:p>
@@ -1044,7 +1044,7 @@
           <w:rFonts w:ascii="Times New Roman" w:eastAsia="ＭＳ 明朝"/>
           <w:sz w:val="22"/>
         </w:rPr>
-        <w:t xml:space="preserve">令和8年度に学内競争資金2件（大学院研究推進費・科研費申請支援助成金）を獲得し、国内、台湾、韓国、パリ、ニューヨークで第1回質的・予備調査と現地観察を実施した。逐語録、観察記録、実務家ネットワークを確保している。ソウル調査は日本感性工学会（2026年9月）で発表済みで、FPS尺度は127名・125名の予備調査で信頼性を確認した。本構想は令和7年度科研費基盤CでA評価を得ている。台湾は嶺東科技大学の協力を得られ、韓国は清州大学教授と交渉中で、整わない場合も調査会社パネルで代替できる。国内は東京家政大学と椙山女学園大学で調査・授業協力を得られ、分析環境も整備済みである。生成AIの授業利用については、AI技術の実務家から利用手続と安全性の確保について助言を得ている。</w:t>
+        <w:t xml:space="preserve">令和8年度に学内競争資金2件（大学院研究推進費・科研費申請支援助成金）を獲得し、国内、台湾、韓国、パリ、ニューヨークで第1回質的・予備調査と現地観察を実施した。逐語録、観察記録、実務家ネットワークを確保している。ソウル調査は日本感性工学会（2026年9月）で発表済みで、FPS尺度は127名・125名の予備調査で信頼性を確認した。本構想は令和7年度科研費基盤CでA評価を得ている。台湾は嶺東科技大学の協力を得られ、韓国は清州大学教授と交渉中で、整わない場合も調査会社パネルで代替できる。国内は東京家政大学と椙山女学園大学で調査・授業協力を得られ、分析環境も整備済みである。生成AIの授業利用については実務家から助言を得ている。</w:t>
       </w:r>
     </w:p>
     <w:p>
@@ -1080,7 +1080,7 @@
           <w:rFonts w:ascii="Times New Roman" w:eastAsia="ＭＳ 明朝"/>
           <w:sz w:val="22"/>
         </w:rPr>
-        <w:t xml:space="preserve">本研究の国際性は、日本の「似合う」文化を特殊例として紹介することではなく、装いにおける判断主体という共通の分析軸を日本から提示する点にある。欧米4都市を共通設計で比較し、自己表現、専門家の助言、TPO、多文化環境が判断主体にどう関わるかを明らかにする。東アジア3カ国の量的比較では装い教育、外見規範、社会化経験の差を検証する。欧米は質的比較、東アジアは共通尺度による量的比較と役割を分け、国際性と実行可能性を両立する。得られる尺度と質的コードブックは、次期研究で欧米へ量的比較を拡張するための基盤となる。</w:t>
+        <w:t xml:space="preserve">本研究の国際性は、日本の「似合う」文化を特殊例として紹介することではなく、装いにおける判断主体という共通の分析軸を日本から提示する点にある。欧米4都市を共通設計で比較し、自己表現、専門家の助言、TPO、多文化環境が判断主体にどう関わるかを明らかにする。東アジア3カ国の量的比較では装い教育、外見規範、社会化経験の差を検証する。欧米は質的比較、東アジアは共通尺度による量的比較と役割を分け、国際性と実行可能性を両立する。得られる尺度と質的コードブックは、次期研究で欧米への量的比較の拡張と男性への対象拡張を進める基盤となる。</w:t>
       </w:r>
     </w:p>
     <w:p>
@@ -3239,35 +3239,37 @@
           <w:rFonts w:ascii="Times New Roman" w:eastAsia="ＭＳ 明朝"/>
           <w:sz w:val="22"/>
         </w:rPr>
-        <w:t>本研究は、既取得の質的・予備調査データの二次利用、</w:t>
-      </w:r>
+        <w:t xml:space="preserve">本研究は、既取得の質的・予備調査データの二次利用、1年目にパリ、ミラノ、ロンドン、ニューヨークで行う質的調査、台湾・韓国で行う確認調査と研究協力打合せ、東アジア3カ国のオンライン調査、国内授業での教育介入を含む。東京家政大学研究倫理委員会の承認を得たうえで、協力機関の規程と各国・地域の法令に従って実施する。既取得データは当初の同意文書に記載された利用目的と照合し、範囲外の場合は再同意を得るか使用しない。新規調査は実施前に研究計画、各言語の説明文書、調査票、データ管理方法について承認を得る。</w:t>
+      </w:r>
+    </w:p>
+    <w:p>
       <w:r>
         <w:rPr>
           <w:rFonts w:ascii="Times New Roman" w:eastAsia="ＭＳ 明朝"/>
           <w:sz w:val="22"/>
         </w:rPr>
-        <w:t>1</w:t>
+        <w:t xml:space="preserve">1) </w:t>
       </w:r>
       <w:r>
         <w:rPr>
           <w:rFonts w:ascii="Times New Roman" w:eastAsia="ＭＳ 明朝"/>
           <w:sz w:val="22"/>
         </w:rPr>
-        <w:t>年目にパリ、ミラノ、ロンドン、ニューヨークで行う質的調査、台湾・韓国で行う確認調査と研究協力打合せ、東アジア</w:t>
+        <w:t>個人情報の保護と参加の任意性：氏名、連絡先、同意書などの識別情報は分析データから分離し、研究用</w:t>
       </w:r>
       <w:r>
         <w:rPr>
           <w:rFonts w:ascii="Times New Roman" w:eastAsia="ＭＳ 明朝"/>
           <w:sz w:val="22"/>
         </w:rPr>
-        <w:t>3</w:t>
+        <w:t>ID</w:t>
       </w:r>
       <w:r>
         <w:rPr>
           <w:rFonts w:ascii="Times New Roman" w:eastAsia="ＭＳ 明朝"/>
           <w:sz w:val="22"/>
         </w:rPr>
-        <w:t>カ国のオンライン調査、国内授業での教育介入を含む。東京家政大学研究倫理委員会の承認を得たうえで、協力機関の規程と各国・地域の法令に従って実施する。既取得データは、当初の説明・同意文書に記載された利用目的と二次利用の範囲を照合し、範囲外の場合は再同意を得るか使用しない。新規調査は渡航・実施前に研究計画、各言語の説明文書、調査票、データ管理方法について承認を得る。</w:t>
+        <w:t>で管理する。授業内で募集する場合は、参加・不参加と回答内容が成績評価に影響しないことを文書で明示し、可能な限り授業担当者以外が回答を管理する。海外協力者が対象者を紹介する場合も、勧誘は任意参加の案内に限り、研究説明、同意取得、データ管理は研究代表者が責任を負う。</w:t>
       </w:r>
     </w:p>
     <w:p>
@@ -3276,109 +3278,16 @@
           <w:rFonts w:ascii="Times New Roman" w:eastAsia="ＭＳ 明朝"/>
           <w:sz w:val="22"/>
         </w:rPr>
-        <w:t xml:space="preserve">1) </w:t>
-      </w:r>
+        <w:t xml:space="preserve">2) インフォームド・コンセント：研究目的、参加の任意性、途中撤回の自由、録音・逐語化・引用の方法、データの利用範囲、保管期間、成果の公表方法を各言語の文書で説明し、同意者のみを対象とする。台湾・韓国では男子学生からも回答を得るが、本研究の主分析には用いず後続研究の資料とすることを説明文書に明記し、同意を得た範囲でのみ利用する。オンライン調査は同意を選択した者のみが回答に進む設計とする。</w:t>
+      </w:r>
+    </w:p>
+    <w:p>
       <w:r>
         <w:rPr>
           <w:rFonts w:ascii="Times New Roman" w:eastAsia="ＭＳ 明朝"/>
           <w:sz w:val="22"/>
         </w:rPr>
-        <w:t>個人情報の保護と参加の任意性：氏名、連絡先、同意書などの識別情報は分析データから分離し、研究用</w:t>
-      </w:r>
-      <w:r>
-        <w:rPr>
-          <w:rFonts w:ascii="Times New Roman" w:eastAsia="ＭＳ 明朝"/>
-          <w:sz w:val="22"/>
-        </w:rPr>
-        <w:t>ID</w:t>
-      </w:r>
-      <w:r>
-        <w:rPr>
-          <w:rFonts w:ascii="Times New Roman" w:eastAsia="ＭＳ 明朝"/>
-          <w:sz w:val="22"/>
-        </w:rPr>
-        <w:t>で管理する。授業内で募集する場合は、参加・不参加と回答内容が成績評価に影響しないことを文書で明示し、可能な限り授業担当者以外が回答を管理する。海外協力者が対象者を紹介する場合も、勧誘は任意参加の案内に限り、研究説明、同意取得、データ管理は研究代表者が責任を負う。</w:t>
-      </w:r>
-    </w:p>
-    <w:p>
-      <w:r>
-        <w:rPr>
-          <w:rFonts w:ascii="Times New Roman" w:eastAsia="ＭＳ 明朝"/>
-          <w:sz w:val="22"/>
-        </w:rPr>
-        <w:t xml:space="preserve">2) インフォームド・コンセント：研究目的、参加の任意性、途中撤回の自由、録音・逐語化・引用の方法、データの利用範囲、保管期間、成果の公表方法を各言語の文書で説明し、同意者のみを対象とする。オンライン調査は同意を選択した者のみが回答に進む設計とする。</w:t>
-      </w:r>
-    </w:p>
-    <w:p>
-      <w:r>
-        <w:rPr>
-          <w:rFonts w:ascii="Times New Roman" w:eastAsia="ＭＳ 明朝"/>
-          <w:sz w:val="22"/>
-        </w:rPr>
-        <w:t xml:space="preserve">3) </w:t>
-      </w:r>
-      <w:r>
-        <w:rPr>
-          <w:rFonts w:ascii="Times New Roman" w:eastAsia="ＭＳ 明朝"/>
-          <w:sz w:val="22"/>
-        </w:rPr>
-        <w:t>国際調査：フランスとイタリアでは</w:t>
-      </w:r>
-      <w:r>
-        <w:rPr>
-          <w:rFonts w:ascii="Times New Roman" w:eastAsia="ＭＳ 明朝"/>
-          <w:sz w:val="22"/>
-        </w:rPr>
-        <w:t>EU</w:t>
-      </w:r>
-      <w:r>
-        <w:rPr>
-          <w:rFonts w:ascii="Times New Roman" w:eastAsia="ＭＳ 明朝"/>
-          <w:sz w:val="22"/>
-        </w:rPr>
-        <w:t>一般データ保護規則（</w:t>
-      </w:r>
-      <w:r>
-        <w:rPr>
-          <w:rFonts w:ascii="Times New Roman" w:eastAsia="ＭＳ 明朝"/>
-          <w:sz w:val="22"/>
-        </w:rPr>
-        <w:t>GDPR</w:t>
-      </w:r>
-      <w:r>
-        <w:rPr>
-          <w:rFonts w:ascii="Times New Roman" w:eastAsia="ＭＳ 明朝"/>
-          <w:sz w:val="22"/>
-        </w:rPr>
-        <w:t>）、英国では英国</w:t>
-      </w:r>
-      <w:r>
-        <w:rPr>
-          <w:rFonts w:ascii="Times New Roman" w:eastAsia="ＭＳ 明朝"/>
-          <w:sz w:val="22"/>
-        </w:rPr>
-        <w:t>GDPR</w:t>
-      </w:r>
-      <w:r>
-        <w:rPr>
-          <w:rFonts w:ascii="Times New Roman" w:eastAsia="ＭＳ 明朝"/>
-          <w:sz w:val="22"/>
-        </w:rPr>
-        <w:t>、米国では現地協力機関の倫理規程および適用法令に従う。台湾・韓国の調査は各協力大学の研究倫理・個人情報保護手続に従う。調査票と説明文書は翻訳・逆翻訳および認知面接により意味の等価性を確認する。データの保管地、越境移転、利用目的、共同研究者のアクセス範囲を事前に明示する。少数の質的事例や</w:t>
-      </w:r>
-      <w:r>
-        <w:rPr>
-          <w:rFonts w:ascii="Times New Roman" w:eastAsia="ＭＳ 明朝"/>
-          <w:sz w:val="22"/>
-        </w:rPr>
-        <w:t>3</w:t>
-      </w:r>
-      <w:r>
-        <w:rPr>
-          <w:rFonts w:ascii="Times New Roman" w:eastAsia="ＭＳ 明朝"/>
-          <w:sz w:val="22"/>
-        </w:rPr>
-        <w:t>カ国の量的差を国民一般の性質として扱わない。</w:t>
+        <w:t xml:space="preserve">3) 国際調査：フランスとイタリアではEU一般データ保護規則（GDPR）、英国では英国GDPR、米国では現地協力機関の倫理規程および適用法令に従う。台湾・韓国の調査は各協力大学の研究倫理・個人情報保護手続に従う。調査票と説明文書は翻訳・逆翻訳および認知面接により意味の等価性を確認する。データの保管地、越境移転、共同研究者のアクセス範囲を事前に明示する。少数の質的事例や3カ国の量的差を国民一般の性質として扱わない。</w:t>
       </w:r>
     </w:p>
     <w:p>
